--- a/docs/papers/paper3_submission/Paper3_IEEE_Access_Manuscript_2026-09-11.docx
+++ b/docs/papers/paper3_submission/Paper3_IEEE_Access_Manuscript_2026-09-11.docx
@@ -183,7 +183,7 @@
     </w:p>
     <w:p>
       <w:r>
-        <w:t>One hundred and twenty community-dwelling adults aged 25-80 were recruited through the authors' Hong Kong-based networks — family and personal contacts, work contacts, a charity community network, university support channels and working peers in medical centres: 38 aged 25-44, 41 aged 45-64 and 41 aged 65-80; 48 men and 72 women; all reported high-school education or above. The invitation e-mails disclosed the research context, including the programme's fall-risk origin, while presenting the activity itself as a purely-fun coordination game; the game and its instructions used no medical or fall-prevention vocabulary. Recruiting three age bands builds the comparison group into the study and licenses a second null hypothesis, H0-age: that under the decoupled condition there is no difference between age groups. Data collection is complete: each participant returned, by e-mail, the results file logged by the HTML build (including the session score and game-logged data) together with their questionnaire responses. This paper reports the preliminary aggregate record compiled from those returns; participant-level compilation continues beyond it. Participation was voluntary and unpaid, by informed, implied consent: the distribution e-mails explained the purpose of the game and questionnaire and the use of replies, and returning the results file and responses constituted consent; no written consent instrument was administered, which is acknowledged in Section VII. Identities were separated from the analysed records, which retain only a participant code, age band, gender and education. The programme operates under the ethics policy of The Hong Kong Polytechnic University; the programme was approved by the university's Human Subjects Ethics Sub-Committee (application reference HSEARS20260805008; Principal Investigator: Prof. C. F. Cheung; approved August 2026).</w:t>
+        <w:t>One hundred and twenty community-dwelling adults aged 25-80 were recruited through the authors' Hong Kong-based networks — family and personal contacts, work contacts, a charity community network, university support channels and working peers in medical centres: 38 aged 25-44, 41 aged 45-64 and 41 aged 65-80; 48 men and 72 women; all reported high-school education or above. The invitation e-mails disclosed the research context, including the programme's fall-risk origin, while presenting the activity itself as a purely-fun coordination game; the game and its instructions used no medical or fall-prevention vocabulary. Recruiting three age bands builds the comparison group into the study and licenses a second null hypothesis, H0-age: that under the decoupled condition there is no difference between age groups. Data collection is complete: each participant returned, by e-mail, the results file logged by the HTML build (including the session score and game-logged data) together with their questionnaire responses. This paper reports the preliminary aggregate record compiled from those returns; participant-level compilation continues beyond it. Participation was voluntary and unpaid, by informed, implied consent: the distribution e-mails explained the purpose of the game and questionnaire and the use of replies, and returning the results file and responses constituted consent; no written consent instrument was administered, which is acknowledged in Section VII. Identities were separated from the analysed records, which retain only a participant code, age band, gender and education. The programme operates under the ethics policy of The Hong Kong Polytechnic University; the programme was approved by the university's Human Subjects Ethics Sub-Committee (application reference HSEARS20260805008; Principal Investigator: Prof. C. F. Cheung; approved 6 August 2026 (approval period 16 June 2024 to 30 October 2026)).</w:t>
       </w:r>
     </w:p>
     <w:p>
